--- a/交付成果/第三轮修订版/第三轮4周版/读书会23_小问答经讲记：萨迦耶见与圣八支道_4周资料包（第三版修订）/Word版/第3周_圣八支道构成与戒定慧三蕴_学员版.docx
+++ b/交付成果/第三轮修订版/第三轮4周版/读书会23_小问答经讲记：萨迦耶见与圣八支道_4周资料包（第三版修订）/Word版/第3周_圣八支道构成与戒定慧三蕴_学员版.docx
@@ -945,14 +945,6 @@
       </w:r>
     </w:p>
     <w:p>
-      <w:r>
-        <w:rPr>
-          <w:b w:val="0"/>
-        </w:rPr>
-        <w:t>[generated, not original text]</w:t>
-      </w:r>
-    </w:p>
-    <w:p>
       <w:pPr>
         <w:ind w:left="170"/>
         <w:pBdr>
@@ -1440,14 +1432,6 @@
       </w:r>
     </w:p>
     <w:p>
-      <w:r>
-        <w:rPr>
-          <w:b w:val="0"/>
-        </w:rPr>
-        <w:t>[generated, not original text]</w:t>
-      </w:r>
-    </w:p>
-    <w:p>
       <w:pPr>
         <w:ind w:left="170"/>
         <w:pBdr>
@@ -1814,14 +1798,6 @@
       </w:r>
     </w:p>
     <w:p>
-      <w:r>
-        <w:rPr>
-          <w:b w:val="0"/>
-        </w:rPr>
-        <w:t>[generated, not original text]</w:t>
-      </w:r>
-    </w:p>
-    <w:p>
       <w:pPr>
         <w:ind w:left="170"/>
         <w:pBdr>
@@ -2108,14 +2084,6 @@
       </w:r>
     </w:p>
     <w:p>
-      <w:r>
-        <w:rPr>
-          <w:b w:val="0"/>
-        </w:rPr>
-        <w:t>[generated, not original text]</w:t>
-      </w:r>
-    </w:p>
-    <w:p>
       <w:pPr>
         <w:ind w:left="170"/>
         <w:pBdr>
@@ -4976,14 +4944,6 @@
     <w:p>
       <w:r>
         <w:rPr>
-          <w:b w:val="0"/>
-        </w:rPr>
-        <w:t>[generated, not original text]</w:t>
-      </w:r>
-    </w:p>
-    <w:p>
-      <w:r>
-        <w:rPr>
           <w:b/>
           <w:color w:val="1E4620"/>
           <w:sz w:val="26"/>
@@ -5690,14 +5650,6 @@
     <w:p>
       <w:r>
         <w:rPr>
-          <w:b w:val="0"/>
-        </w:rPr>
-        <w:t>[generated, not original text]</w:t>
-      </w:r>
-    </w:p>
-    <w:p>
-      <w:r>
-        <w:rPr>
           <w:b/>
           <w:color w:val="1E4620"/>
           <w:sz w:val="26"/>
@@ -6382,14 +6334,6 @@
     <w:p>
       <w:r>
         <w:rPr>
-          <w:b w:val="0"/>
-        </w:rPr>
-        <w:t>[generated, not original text]</w:t>
-      </w:r>
-    </w:p>
-    <w:p>
-      <w:r>
-        <w:rPr>
           <w:b/>
           <w:color w:val="1E4620"/>
           <w:sz w:val="26"/>
@@ -6607,14 +6551,6 @@
     <w:p>
       <w:r>
         <w:rPr>
-          <w:b w:val="0"/>
-        </w:rPr>
-        <w:t>[generated, not original text]</w:t>
-      </w:r>
-    </w:p>
-    <w:p>
-      <w:r>
-        <w:rPr>
           <w:b/>
           <w:color w:val="1E4620"/>
           <w:sz w:val="26"/>
@@ -6699,14 +6635,6 @@
           <w:b w:val="0"/>
         </w:rPr>
         <w:t>（八支圣道为唯一安稳通向涅槃之道）「『健康最珍贵』偈中，无论获得财富、名誉或子嗣，健康才是至高无上的利益，没有比这更殊胜的获得；『涅槃最安乐』指无论禅定之乐、道果之乐，涅槃才是究竟安乐，无有更胜于此乐；『八支圣道』指通过前行道的实践，八正道是唯一安稳通向涅槃的道路，别无更安稳之道。或者说『安稳与涅槃』在此都是涅槃的别称。尽管外道修行者也自称有安稳涅槃之道，但所有道法中，八正道才是最殊胜究竟的。这就是此处的含义。」</w:t>
-      </w:r>
-    </w:p>
-    <w:p>
-      <w:r>
-        <w:rPr>
-          <w:b w:val="0"/>
-        </w:rPr>
-        <w:t>[generated, not original text]</w:t>
       </w:r>
     </w:p>
     <w:p>
